--- a/output/docx/ru/BUFR_TableD_ru_04.docx
+++ b/output/docx/ru/BUFR_TableD_ru_04.docx
@@ -7787,7 +7787,7 @@
                 <w:b w:val="0"/>
                 <w:sz w:val="16"/>
               </w:rPr>
-              <w:t>Note 1: Последовательность 3 04 035 применять не следует.</w:t>
+              <w:t>Note D1: Последовательность 3 04 035 применять не следует.</w:t>
             </w:r>
           </w:p>
         </w:tc>
@@ -7867,7 +7867,7 @@
                 <w:b w:val="0"/>
                 <w:sz w:val="16"/>
               </w:rPr>
-              <w:t>Note 1: Последовательность 3 04 035 применять не следует.</w:t>
+              <w:t>Note D1: Последовательность 3 04 035 применять не следует.</w:t>
             </w:r>
           </w:p>
         </w:tc>
@@ -7947,7 +7947,7 @@
                 <w:b w:val="0"/>
                 <w:sz w:val="16"/>
               </w:rPr>
-              <w:t>Note 1: Последовательность 3 04 035 применять не следует.</w:t>
+              <w:t>Note D1: Последовательность 3 04 035 применять не следует.</w:t>
             </w:r>
           </w:p>
         </w:tc>
@@ -8028,7 +8028,7 @@
                 <w:b w:val="0"/>
                 <w:sz w:val="16"/>
               </w:rPr>
-              <w:t>Note 1: Последовательность 3 04 035 применять не следует.</w:t>
+              <w:t>Note D1: Последовательность 3 04 035 применять не следует.</w:t>
             </w:r>
           </w:p>
         </w:tc>
@@ -8109,7 +8109,7 @@
                 <w:b w:val="0"/>
                 <w:sz w:val="16"/>
               </w:rPr>
-              <w:t>Note 1: Последовательность 3 04 035 применять не следует.</w:t>
+              <w:t>Note D1: Последовательность 3 04 035 применять не следует.</w:t>
             </w:r>
           </w:p>
         </w:tc>
@@ -8190,7 +8190,7 @@
                 <w:b w:val="0"/>
                 <w:sz w:val="16"/>
               </w:rPr>
-              <w:t>Note 1: Последовательность 3 04 035 применять не следует.</w:t>
+              <w:t>Note D1: Последовательность 3 04 035 применять не следует.</w:t>
             </w:r>
           </w:p>
         </w:tc>
@@ -8271,7 +8271,7 @@
                 <w:b w:val="0"/>
                 <w:sz w:val="16"/>
               </w:rPr>
-              <w:t>Note 1: Последовательность 3 04 035 применять не следует.</w:t>
+              <w:t>Note D1: Последовательность 3 04 035 применять не следует.</w:t>
             </w:r>
           </w:p>
         </w:tc>
@@ -8352,7 +8352,7 @@
                 <w:b w:val="0"/>
                 <w:sz w:val="16"/>
               </w:rPr>
-              <w:t>Note 1: Последовательность 3 04 035 применять не следует.</w:t>
+              <w:t>Note D1: Последовательность 3 04 035 применять не следует.</w:t>
             </w:r>
           </w:p>
         </w:tc>
@@ -8433,7 +8433,7 @@
                 <w:b w:val="0"/>
                 <w:sz w:val="16"/>
               </w:rPr>
-              <w:t>Note 1: Последовательность 3 04 035 применять не следует.</w:t>
+              <w:t>Note D1: Последовательность 3 04 035 применять не следует.</w:t>
             </w:r>
           </w:p>
         </w:tc>
@@ -8514,7 +8514,7 @@
                 <w:b w:val="0"/>
                 <w:sz w:val="16"/>
               </w:rPr>
-              <w:t>Note 1: Последовательность 3 04 035 применять не следует.</w:t>
+              <w:t>Note D1: Последовательность 3 04 035 применять не следует.</w:t>
             </w:r>
           </w:p>
         </w:tc>
@@ -8595,7 +8595,7 @@
                 <w:b w:val="0"/>
                 <w:sz w:val="16"/>
               </w:rPr>
-              <w:t>Note 1: Последовательность 3 04 035 применять не следует.</w:t>
+              <w:t>Note D1: Последовательность 3 04 035 применять не следует.</w:t>
             </w:r>
           </w:p>
         </w:tc>
@@ -8676,7 +8676,7 @@
                 <w:b w:val="0"/>
                 <w:sz w:val="16"/>
               </w:rPr>
-              <w:t>Note 1: Последовательность 3 04 035 применять не следует.</w:t>
+              <w:t>Note D1: Последовательность 3 04 035 применять не следует.</w:t>
             </w:r>
           </w:p>
         </w:tc>
@@ -8757,7 +8757,7 @@
                 <w:b w:val="0"/>
                 <w:sz w:val="16"/>
               </w:rPr>
-              <w:t>Note 1: Последовательность 3 04 035 применять не следует.</w:t>
+              <w:t>Note D1: Последовательность 3 04 035 применять не следует.</w:t>
             </w:r>
           </w:p>
         </w:tc>
@@ -8838,7 +8838,7 @@
                 <w:b w:val="0"/>
                 <w:sz w:val="16"/>
               </w:rPr>
-              <w:t>Note 1: Последовательность 3 04 035 применять не следует.</w:t>
+              <w:t>Note D1: Последовательность 3 04 035 применять не следует.</w:t>
             </w:r>
           </w:p>
         </w:tc>
@@ -8919,7 +8919,7 @@
                 <w:b w:val="0"/>
                 <w:sz w:val="16"/>
               </w:rPr>
-              <w:t>Note 1: Последовательность 3 04 035 применять не следует.</w:t>
+              <w:t>Note D1: Последовательность 3 04 035 применять не следует.</w:t>
             </w:r>
           </w:p>
         </w:tc>
